--- a/chapters/gratitude-generosity-and-renunciation/chapter-preprint-refined.docx
+++ b/chapters/gratitude-generosity-and-renunciation/chapter-preprint-refined.docx
@@ -136,7 +136,7 @@
           <w:color w:val="888888"/>
           <w:sz w:val="18"/>
         </w:rPr>
-        <w:t>on the theme of  gratitude, generosity and renunciation</w:t>
+        <w:t>on the theme of  sila &amp; ethics / the precepts</w:t>
       </w:r>
     </w:p>
     <w:p>
@@ -721,7 +721,7 @@
           <w:color w:val="888888"/>
           <w:sz w:val="18"/>
         </w:rPr>
-        <w:t>Based on: Gratitude Generosity Renunciation</w:t>
+        <w:t>Based on: Gratitude, Generosity and Renunciation</w:t>
       </w:r>
       <w:r>
         <w:br/>
